--- a/public/comprendre-memoire-ia.docx
+++ b/public/comprendre-memoire-ia.docx
@@ -11,9 +11,9 @@
       </w:r>
     </w:p>
     <w:p>
-      <w:r>
-        <w:t xml:space="preserve">&gt; </w:t>
-      </w:r>
+      <w:pPr>
+        <w:ind w:left="340"/>
+      </w:pPr>
       <w:r>
         <w:rPr>
           <w:b/>
@@ -40,7 +40,15 @@
         <w:t>concrètement</w:t>
       </w:r>
       <w:r>
-        <w:t xml:space="preserve"> quand tu charges un PDF, cliques « Analyser », ou qu'une résonance apparaît. &gt; &gt; Répond aux 10 questions : que se passe-t-il à l'upload ? c'est quoi un embedding ? le bouton Analyser ? les résonances ? la mémoire AO ? le coût ? etc.</w:t>
+        <w:t xml:space="preserve"> quand tu charges un PDF, cliques « Analyser », ou qu'une résonance apparaît.</w:t>
+      </w:r>
+    </w:p>
+    <w:p>
+      <w:pPr>
+        <w:ind w:left="340"/>
+      </w:pPr>
+      <w:r>
+        <w:t>Répond aux 10 questions : que se passe-t-il à l'upload ? c'est quoi un embedding ? le bouton Analyser ? les résonances ? la mémoire AO ? le coût ? etc.</w:t>
       </w:r>
     </w:p>
     <w:p>
@@ -259,8 +267,11 @@
       </w:r>
     </w:p>
     <w:p>
-      <w:r>
-        <w:t>&gt; Analogie : déchirer un livre en fiches bristol, une idée par fiche.</w:t>
+      <w:pPr>
+        <w:ind w:left="340"/>
+      </w:pPr>
+      <w:r>
+        <w:t>Analogie : déchirer un livre en fiches bristol, une idée par fiche.</w:t>
       </w:r>
     </w:p>
     <w:p>
@@ -422,9 +433,9 @@
       </w:r>
     </w:p>
     <w:p>
-      <w:r>
-        <w:t xml:space="preserve">&gt; </w:t>
-      </w:r>
+      <w:pPr>
+        <w:ind w:left="340"/>
+      </w:pPr>
       <w:r>
         <w:rPr>
           <w:b/>
@@ -1583,8 +1594,11 @@
       </w:r>
     </w:p>
     <w:p>
-      <w:r>
-        <w:t xml:space="preserve">&gt; Une </w:t>
+      <w:pPr>
+        <w:ind w:left="340"/>
+      </w:pPr>
+      <w:r>
+        <w:t xml:space="preserve">Une </w:t>
       </w:r>
       <w:r>
         <w:rPr>
@@ -2401,8 +2415,11 @@
       </w:r>
     </w:p>
     <w:p>
-      <w:r>
-        <w:t>&gt; Analogie : les mises en place du matin en cuisine. Au coup de feu, tout est prêt.</w:t>
+      <w:pPr>
+        <w:ind w:left="340"/>
+      </w:pPr>
+      <w:r>
+        <w:t>Analogie : les mises en place du matin en cuisine. Au coup de feu, tout est prêt.</w:t>
       </w:r>
     </w:p>
     <w:p>
@@ -2659,8 +2676,11 @@
       </w:r>
     </w:p>
     <w:p>
-      <w:r>
-        <w:t xml:space="preserve">&gt; Un drive te donne ce que tu </w:t>
+      <w:pPr>
+        <w:ind w:left="340"/>
+      </w:pPr>
+      <w:r>
+        <w:t xml:space="preserve">Un drive te donne ce que tu </w:t>
       </w:r>
       <w:r>
         <w:rPr>
@@ -2669,7 +2689,15 @@
         <w:t>demandes</w:t>
       </w:r>
       <w:r>
-        <w:t xml:space="preserve">. &gt; Un chatbot te donne ce qu'il </w:t>
+        <w:t>.</w:t>
+      </w:r>
+    </w:p>
+    <w:p>
+      <w:pPr>
+        <w:ind w:left="340"/>
+      </w:pPr>
+      <w:r>
+        <w:t xml:space="preserve">Un chatbot te donne ce qu'il </w:t>
       </w:r>
       <w:r>
         <w:rPr>
@@ -2678,13 +2706,241 @@
         <w:t>invente</w:t>
       </w:r>
       <w:r>
-        <w:t xml:space="preserve">. &gt; </w:t>
-      </w:r>
+        <w:t>.</w:t>
+      </w:r>
+    </w:p>
+    <w:p>
+      <w:pPr>
+        <w:ind w:left="340"/>
+      </w:pPr>
       <w:r>
         <w:rPr>
           <w:b/>
         </w:rPr>
         <w:t>MemorIA te donne ce dont tu ne savais pas que tu avais besoin de te souvenir — au moment exact où ça compte.</w:t>
+      </w:r>
+    </w:p>
+    <w:p>
+      <w:pPr>
+        <w:jc w:val="center"/>
+      </w:pPr>
+      <w:r>
+        <w:rPr>
+          <w:color w:val="6B6B6B"/>
+        </w:rPr>
+        <w:t>────────────────────────────────────────</w:t>
+      </w:r>
+    </w:p>
+    <w:p>
+      <w:pPr>
+        <w:pStyle w:val="Heading2"/>
+      </w:pPr>
+      <w:r>
+        <w:t>Les documents qui dorment : tous ne méritent pas la mémoire</w:t>
+      </w:r>
+    </w:p>
+    <w:p>
+      <w:r>
+        <w:t xml:space="preserve">La plus grosse réserve de mémoire d'une entreprise est </w:t>
+      </w:r>
+      <w:r>
+        <w:rPr>
+          <w:b/>
+        </w:rPr>
+        <w:t>déjà là</w:t>
+      </w:r>
+      <w:r>
+        <w:t xml:space="preserve"> — dispersée, oubliée, morte : plans, procédures, comptes-rendus, audits, devis, mails PDF. Elle existe, mais elle n'est </w:t>
+      </w:r>
+      <w:r>
+        <w:rPr>
+          <w:b/>
+        </w:rPr>
+        <w:t>jamais reliée au contexte opérationnel</w:t>
+      </w:r>
+      <w:r>
+        <w:t>.</w:t>
+      </w:r>
+    </w:p>
+    <w:p>
+      <w:r>
+        <w:t>MemorIA sait importer ces documents. Mais il refuse le piège du « on vectorise tout » :</w:t>
+      </w:r>
+    </w:p>
+    <w:p>
+      <w:r>
+        <w:rPr>
+          <w:b/>
+          <w:color w:val="C0392B"/>
+        </w:rPr>
+        <w:t>Le piège du cimetière de PDFs</w:t>
+      </w:r>
+    </w:p>
+    <w:p>
+      <w:pPr>
+        <w:ind w:left="340"/>
+      </w:pPr>
+      <w:r>
+        <w:t xml:space="preserve">Importer 1000 PDF et tout « embedder » produit du </w:t>
+      </w:r>
+      <w:r>
+        <w:rPr>
+          <w:b/>
+        </w:rPr>
+        <w:t>bruit</w:t>
+      </w:r>
+      <w:r>
+        <w:t>, des contradictions, une recherche molle et des coûts qui explosent. MemorIA deviendrait un « ChatPDF géant » — la mort du positionnement.</w:t>
+      </w:r>
+    </w:p>
+    <w:p>
+      <w:r>
+        <w:t xml:space="preserve">La vraie question n'est pas </w:t>
+      </w:r>
+      <w:r>
+        <w:rPr>
+          <w:i/>
+        </w:rPr>
+        <w:t>« peut-on indexer ce document ? »</w:t>
+      </w:r>
+      <w:r>
+        <w:t xml:space="preserve"> mais </w:t>
+      </w:r>
+      <w:r>
+        <w:rPr>
+          <w:b/>
+        </w:rPr>
+        <w:t>« nourrit-il la mémoire vivante ? »</w:t>
+      </w:r>
+      <w:r>
+        <w:t xml:space="preserve">. D'où </w:t>
+      </w:r>
+      <w:r>
+        <w:rPr>
+          <w:b/>
+        </w:rPr>
+        <w:t>3 couches</w:t>
+      </w:r>
+      <w:r>
+        <w:t xml:space="preserve"> :</w:t>
+      </w:r>
+    </w:p>
+    <w:p>
+      <w:pPr>
+        <w:pStyle w:val="ListBullet"/>
+      </w:pPr>
+      <w:r>
+        <w:t xml:space="preserve">🟢 </w:t>
+      </w:r>
+      <w:r>
+        <w:rPr>
+          <w:b/>
+        </w:rPr>
+        <w:t>Mémoire vivante</w:t>
+      </w:r>
+      <w:r>
+        <w:t xml:space="preserve"> — procédures, accès, sécurité, incidents : transformables en savoir opérationnel (un « à savoir » lié au lieu).</w:t>
+      </w:r>
+    </w:p>
+    <w:p>
+      <w:pPr>
+        <w:pStyle w:val="ListBullet"/>
+      </w:pPr>
+      <w:r>
+        <w:t xml:space="preserve">🔵 </w:t>
+      </w:r>
+      <w:r>
+        <w:rPr>
+          <w:b/>
+        </w:rPr>
+        <w:t>Mémoire consultable</w:t>
+      </w:r>
+      <w:r>
+        <w:t xml:space="preserve"> — contrats, AO, références : indexés, retrouvables par le sens.</w:t>
+      </w:r>
+    </w:p>
+    <w:p>
+      <w:pPr>
+        <w:pStyle w:val="ListBullet"/>
+      </w:pPr>
+      <w:r>
+        <w:t xml:space="preserve">❄️ </w:t>
+      </w:r>
+      <w:r>
+        <w:rPr>
+          <w:b/>
+        </w:rPr>
+        <w:t>Archive froide</w:t>
+      </w:r>
+      <w:r>
+        <w:t xml:space="preserve"> — factures, preuves, vieux documents : on les garde, </w:t>
+      </w:r>
+      <w:r>
+        <w:rPr>
+          <w:b/>
+        </w:rPr>
+        <w:t>on ne les indexe pas</w:t>
+      </w:r>
+      <w:r>
+        <w:t>.</w:t>
+      </w:r>
+    </w:p>
+    <w:p>
+      <w:r>
+        <w:rPr>
+          <w:b/>
+          <w:color w:val="C0392B"/>
+        </w:rPr>
+        <w:t>L'humain garde la main</w:t>
+      </w:r>
+    </w:p>
+    <w:p>
+      <w:pPr>
+        <w:ind w:left="340"/>
+      </w:pPr>
+      <w:r>
+        <w:t xml:space="preserve">À l'import, MemorIA </w:t>
+      </w:r>
+      <w:r>
+        <w:rPr>
+          <w:b/>
+        </w:rPr>
+        <w:t>propose</w:t>
+      </w:r>
+      <w:r>
+        <w:t xml:space="preserve"> la couche et l'indexation pour chaque document, </w:t>
+      </w:r>
+      <w:r>
+        <w:rPr>
+          <w:b/>
+        </w:rPr>
+        <w:t>et explique pourquoi</w:t>
+      </w:r>
+      <w:r>
+        <w:t xml:space="preserve">. L'humain valide. Rien de magique, rien de caché — c'est la même doctrine partout : </w:t>
+      </w:r>
+      <w:r>
+        <w:rPr>
+          <w:i/>
+        </w:rPr>
+        <w:t>l'IA propose, l'humain arbitre</w:t>
+      </w:r>
+      <w:r>
+        <w:t>.</w:t>
+      </w:r>
+    </w:p>
+    <w:p>
+      <w:r>
+        <w:t xml:space="preserve">C'est ce qui transforme MemorIA d'un « outil de terrain » en </w:t>
+      </w:r>
+      <w:r>
+        <w:rPr>
+          <w:b/>
+        </w:rPr>
+        <w:t>système de continuité opérationnelle</w:t>
+      </w:r>
+      <w:r>
+        <w:t xml:space="preserve"> : le document dormant devient mémoire utile, au moment où elle compte.</w:t>
       </w:r>
     </w:p>
     <w:p>
